--- a/astro-site/public/dl/plan-catering-tematico-eventos/carta-12-menus-tematicos-cocinas-mundo.docx
+++ b/astro-site/public/dl/plan-catering-tematico-eventos/carta-12-menus-tematicos-cocinas-mundo.docx
@@ -39,7 +39,7 @@
           <w:color w:val="C4974A"/>
           <w:sz w:val="24"/>
         </w:rPr>
-        <w:t>Recetario operativo premium validado España 2026</w:t>
+        <w:t>Recetario operativo premium · edición 2026</w:t>
       </w:r>
     </w:p>
     <w:p>

--- a/astro-site/public/dl/plan-catering-tematico-eventos/carta-12-menus-tematicos-cocinas-mundo.docx
+++ b/astro-site/public/dl/plan-catering-tematico-eventos/carta-12-menus-tematicos-cocinas-mundo.docx
@@ -67,7 +67,7 @@
           <w:color w:val="0A0908"/>
           <w:sz w:val="40"/>
         </w:rPr>
-        <w:t>Menú 1: Menú Boda Multicultural Premium 7 estaciones</w:t>
+        <w:t>Menú 1: Menú Boda Multicultural Premium 6 estaciones + activación previa</w:t>
       </w:r>
     </w:p>
     <w:p>
@@ -1248,7 +1248,7 @@
       </w:r>
     </w:p>
     <w:sectPr>
-      <w:pgSz w:w="12240" w:h="15840"/>
+      <w:pgSz w:w="11906" w:h="16838"/>
       <w:pgMar w:top="1440" w:right="1800" w:bottom="1440" w:left="1800" w:header="720" w:footer="720" w:gutter="0"/>
       <w:cols w:space="720"/>
       <w:docGrid w:linePitch="360"/>
